--- a/docx/hf-topics/gengram/paper-va-phuong-phap.docx
+++ b/docx/hf-topics/gengram/paper-va-phuong-phap.docx
@@ -70,7 +70,7 @@
           <w:sz w:val="22"/>
           <w:szCs w:val="22"/>
         </w:rPr>
-        <w:t xml:space="preserve">Gengram: Generalizable and Efficient Genomic Foundation Model with Multi-scale Contextual Memory</w:t>
+        <w:t xml:space="preserve">Beyond Conditional Computation: Retrieval-Augmented Genomic Foundation Models with Gengram</w:t>
       </w:r>
     </w:p>
     <w:p>
@@ -100,7 +100,7 @@
         </w:rPr>
         <w:t xml:space="preserve">: </w:t>
       </w:r>
-      <w:hyperlink w:history="1" r:id="rIdoflnkoqxkynnoogxgaito">
+      <w:hyperlink w:history="1" r:id="rIdacgfo6helnd35a0goj2vt">
         <w:r>
           <w:rPr>
             <w:rStyle w:val="Hyperlink"/>
@@ -185,16 +185,34 @@
           <w:sz w:val="24"/>
           <w:szCs w:val="24"/>
         </w:rPr>
-        <w:t xml:space="preserve">Thiết kế một cơ chế </w:t>
-      </w:r>
-      <w:r>
-        <w:rPr>
-          <w:rFonts w:ascii="Consolas" w:cs="Consolas" w:eastAsia="Consolas" w:hAnsi="Consolas"/>
-          <w:color w:val="2F3A46"/>
-          <w:sz w:val="22"/>
-          <w:szCs w:val="22"/>
-        </w:rPr>
-        <w:t xml:space="preserve">Multi-scale Contextual Memory</w:t>
+        <w:t xml:space="preserve">Thiết kế một hướng </w:t>
+      </w:r>
+      <w:r>
+        <w:rPr>
+          <w:rFonts w:ascii="Consolas" w:cs="Consolas" w:eastAsia="Consolas" w:hAnsi="Consolas"/>
+          <w:color w:val="2F3A46"/>
+          <w:sz w:val="22"/>
+          <w:szCs w:val="22"/>
+        </w:rPr>
+        <w:t xml:space="preserve">retrieval-augmented</w:t>
+      </w:r>
+      <w:r>
+        <w:rPr>
+          <w:rFonts w:ascii="Times New Roman" w:cs="Times New Roman" w:eastAsia="Times New Roman" w:hAnsi="Times New Roman"/>
+          <w:color w:val="1F1F1F"/>
+          <w:sz w:val="24"/>
+          <w:szCs w:val="24"/>
+        </w:rPr>
+        <w:t xml:space="preserve"> cho genomic </w:t>
+      </w:r>
+      <w:r>
+        <w:rPr>
+          <w:rFonts w:ascii="Consolas" w:cs="Consolas" w:eastAsia="Consolas" w:hAnsi="Consolas"/>
+          <w:color w:val="2F3A46"/>
+          <w:sz w:val="22"/>
+          <w:szCs w:val="22"/>
+        </w:rPr>
+        <w:t xml:space="preserve">foundation model</w:t>
       </w:r>
       <w:r>
         <w:rPr>
@@ -229,7 +247,25 @@
           <w:sz w:val="24"/>
           <w:szCs w:val="24"/>
         </w:rPr>
-        <w:t xml:space="preserve">Đưa vào một cách truy hồi ngữ cảnh genomics hiệu quả hơn bằng memory chuyên biệt.</w:t>
+        <w:t xml:space="preserve">Thiết kế một cơ chế </w:t>
+      </w:r>
+      <w:r>
+        <w:rPr>
+          <w:rFonts w:ascii="Consolas" w:cs="Consolas" w:eastAsia="Consolas" w:hAnsi="Consolas"/>
+          <w:color w:val="2F3A46"/>
+          <w:sz w:val="22"/>
+          <w:szCs w:val="22"/>
+        </w:rPr>
+        <w:t xml:space="preserve">Multi-scale Contextual Memory</w:t>
+      </w:r>
+      <w:r>
+        <w:rPr>
+          <w:rFonts w:ascii="Times New Roman" w:cs="Times New Roman" w:eastAsia="Times New Roman" w:hAnsi="Times New Roman"/>
+          <w:color w:val="1F1F1F"/>
+          <w:sz w:val="24"/>
+          <w:szCs w:val="24"/>
+        </w:rPr>
+        <w:t xml:space="preserve">.</w:t>
       </w:r>
     </w:p>
     <w:p>
@@ -255,25 +291,7 @@
           <w:sz w:val="24"/>
           <w:szCs w:val="24"/>
         </w:rPr>
-        <w:t xml:space="preserve">Cải thiện trên nhiều </w:t>
-      </w:r>
-      <w:r>
-        <w:rPr>
-          <w:rFonts w:ascii="Consolas" w:cs="Consolas" w:eastAsia="Consolas" w:hAnsi="Consolas"/>
-          <w:color w:val="2F3A46"/>
-          <w:sz w:val="22"/>
-          <w:szCs w:val="22"/>
-        </w:rPr>
-        <w:t xml:space="preserve">genomic benchmarks</w:t>
-      </w:r>
-      <w:r>
-        <w:rPr>
-          <w:rFonts w:ascii="Times New Roman" w:cs="Times New Roman" w:eastAsia="Times New Roman" w:hAnsi="Times New Roman"/>
-          <w:color w:val="1F1F1F"/>
-          <w:sz w:val="24"/>
-          <w:szCs w:val="24"/>
-        </w:rPr>
-        <w:t xml:space="preserve">.</w:t>
+        <w:t xml:space="preserve">Đưa vào một cách truy hồi ngữ cảnh genomics hiệu quả hơn bằng memory chuyên biệt.</w:t>
       </w:r>
     </w:p>
     <w:p>
@@ -291,6 +309,94 @@
           <w:szCs w:val="24"/>
         </w:rPr>
         <w:t xml:space="preserve">4. </w:t>
+      </w:r>
+      <w:r>
+        <w:rPr>
+          <w:rFonts w:ascii="Times New Roman" w:cs="Times New Roman" w:eastAsia="Times New Roman" w:hAnsi="Times New Roman"/>
+          <w:color w:val="1F1F1F"/>
+          <w:sz w:val="24"/>
+          <w:szCs w:val="24"/>
+        </w:rPr>
+        <w:t xml:space="preserve">Cố giảm sự phụ thuộc vào </w:t>
+      </w:r>
+      <w:r>
+        <w:rPr>
+          <w:rFonts w:ascii="Consolas" w:cs="Consolas" w:eastAsia="Consolas" w:hAnsi="Consolas"/>
+          <w:color w:val="2F3A46"/>
+          <w:sz w:val="22"/>
+          <w:szCs w:val="22"/>
+        </w:rPr>
+        <w:t xml:space="preserve">conditional computation</w:t>
+      </w:r>
+      <w:r>
+        <w:rPr>
+          <w:rFonts w:ascii="Times New Roman" w:cs="Times New Roman" w:eastAsia="Times New Roman" w:hAnsi="Times New Roman"/>
+          <w:color w:val="1F1F1F"/>
+          <w:sz w:val="24"/>
+          <w:szCs w:val="24"/>
+        </w:rPr>
+        <w:t xml:space="preserve"> theo nghĩa thô, bằng cách đưa retrieval/memory vào thiết kế hệ thống.</w:t>
+      </w:r>
+    </w:p>
+    <w:p>
+      <w:pPr>
+        <w:spacing w:after="80" w:line="320"/>
+        <w:ind w:left="720" w:hanging="360"/>
+      </w:pPr>
+      <w:r>
+        <w:rPr>
+          <w:rFonts w:ascii="Times New Roman" w:cs="Times New Roman" w:eastAsia="Times New Roman" w:hAnsi="Times New Roman"/>
+          <w:b/>
+          <w:bCs/>
+          <w:color w:val="1F1F1F"/>
+          <w:sz w:val="24"/>
+          <w:szCs w:val="24"/>
+        </w:rPr>
+        <w:t xml:space="preserve">5. </w:t>
+      </w:r>
+      <w:r>
+        <w:rPr>
+          <w:rFonts w:ascii="Times New Roman" w:cs="Times New Roman" w:eastAsia="Times New Roman" w:hAnsi="Times New Roman"/>
+          <w:color w:val="1F1F1F"/>
+          <w:sz w:val="24"/>
+          <w:szCs w:val="24"/>
+        </w:rPr>
+        <w:t xml:space="preserve">Cải thiện trên nhiều </w:t>
+      </w:r>
+      <w:r>
+        <w:rPr>
+          <w:rFonts w:ascii="Consolas" w:cs="Consolas" w:eastAsia="Consolas" w:hAnsi="Consolas"/>
+          <w:color w:val="2F3A46"/>
+          <w:sz w:val="22"/>
+          <w:szCs w:val="22"/>
+        </w:rPr>
+        <w:t xml:space="preserve">genomic benchmarks</w:t>
+      </w:r>
+      <w:r>
+        <w:rPr>
+          <w:rFonts w:ascii="Times New Roman" w:cs="Times New Roman" w:eastAsia="Times New Roman" w:hAnsi="Times New Roman"/>
+          <w:color w:val="1F1F1F"/>
+          <w:sz w:val="24"/>
+          <w:szCs w:val="24"/>
+        </w:rPr>
+        <w:t xml:space="preserve">.</w:t>
+      </w:r>
+    </w:p>
+    <w:p>
+      <w:pPr>
+        <w:spacing w:after="80" w:line="320"/>
+        <w:ind w:left="720" w:hanging="360"/>
+      </w:pPr>
+      <w:r>
+        <w:rPr>
+          <w:rFonts w:ascii="Times New Roman" w:cs="Times New Roman" w:eastAsia="Times New Roman" w:hAnsi="Times New Roman"/>
+          <w:b/>
+          <w:bCs/>
+          <w:color w:val="1F1F1F"/>
+          <w:sz w:val="24"/>
+          <w:szCs w:val="24"/>
+        </w:rPr>
+        <w:t xml:space="preserve">6. </w:t>
       </w:r>
       <w:r>
         <w:rPr>
@@ -349,7 +455,7 @@
           <w:sz w:val="28"/>
           <w:szCs w:val="28"/>
         </w:rPr>
-        <w:t xml:space="preserve">“Multi-scale Contextual Memory” nên hiểu ở mức nào</w:t>
+        <w:t xml:space="preserve">`Retrieval` và `Multi-scale Contextual Memory` nên hiểu ở mức nào</w:t>
       </w:r>
     </w:p>
     <w:p>
@@ -448,7 +554,44 @@
           <w:sz w:val="24"/>
           <w:szCs w:val="24"/>
         </w:rPr>
-        <w:t xml:space="preserve"> cố thêm một lớp bộ nhớ để giữ và truy hồi ngữ cảnh ở nhiều tỉ lệ.</w:t>
+        <w:t xml:space="preserve"> cố thêm một lớp bộ nhớ để giữ và truy hồi ngữ cảnh ở nhiều tỉ lệ;</w:t>
+      </w:r>
+    </w:p>
+    <w:p>
+      <w:pPr>
+        <w:pStyle w:val="ListParagraph"/>
+        <w:numPr>
+          <w:ilvl w:val="0"/>
+          <w:numId w:val="1"/>
+        </w:numPr>
+        <w:spacing w:after="80" w:line="320"/>
+      </w:pPr>
+      <w:r>
+        <w:rPr>
+          <w:rFonts w:ascii="Times New Roman" w:cs="Times New Roman" w:eastAsia="Times New Roman" w:hAnsi="Times New Roman"/>
+          <w:color w:val="1F1F1F"/>
+          <w:sz w:val="24"/>
+          <w:szCs w:val="24"/>
+        </w:rPr>
+        <w:t xml:space="preserve">thay vì chỉ ép mọi thông tin đi qua một chuỗi tính toán cố định, hệ thống tận dụng </w:t>
+      </w:r>
+      <w:r>
+        <w:rPr>
+          <w:rFonts w:ascii="Consolas" w:cs="Consolas" w:eastAsia="Consolas" w:hAnsi="Consolas"/>
+          <w:color w:val="2F3A46"/>
+          <w:sz w:val="22"/>
+          <w:szCs w:val="22"/>
+        </w:rPr>
+        <w:t xml:space="preserve">retrieval</w:t>
+      </w:r>
+      <w:r>
+        <w:rPr>
+          <w:rFonts w:ascii="Times New Roman" w:cs="Times New Roman" w:eastAsia="Times New Roman" w:hAnsi="Times New Roman"/>
+          <w:color w:val="1F1F1F"/>
+          <w:sz w:val="24"/>
+          <w:szCs w:val="24"/>
+        </w:rPr>
+        <w:t xml:space="preserve"> để lôi đúng ngữ cảnh cần thiết vào quá trình suy luận.</w:t>
       </w:r>
     </w:p>
     <w:p>
@@ -464,6 +607,239 @@
           <w:szCs w:val="24"/>
         </w:rPr>
         <w:t xml:space="preserve">Điểm hấp dẫn của ý tưởng này là nó đi thẳng vào một pain point lớn của genomic modeling: sequence dài và quan hệ phụ thuộc xa.</w:t>
+      </w:r>
+    </w:p>
+    <w:p>
+      <w:pPr>
+        <w:pStyle w:val="Heading2"/>
+        <w:spacing w:after="120" w:before="260"/>
+      </w:pPr>
+      <w:r>
+        <w:rPr>
+          <w:rFonts w:ascii="Times New Roman" w:cs="Times New Roman" w:eastAsia="Times New Roman" w:hAnsi="Times New Roman"/>
+          <w:b/>
+          <w:bCs/>
+          <w:color w:val="1F4E79"/>
+          <w:sz w:val="28"/>
+          <w:szCs w:val="28"/>
+        </w:rPr>
+        <w:t xml:space="preserve">Bộ benchmark nên chú ý</w:t>
+      </w:r>
+    </w:p>
+    <w:p>
+      <w:pPr>
+        <w:spacing w:after="140" w:line="360"/>
+        <w:jc w:val="both"/>
+      </w:pPr>
+      <w:r>
+        <w:rPr>
+          <w:rFonts w:ascii="Times New Roman" w:cs="Times New Roman" w:eastAsia="Times New Roman" w:hAnsi="Times New Roman"/>
+          <w:color w:val="1F1F1F"/>
+          <w:sz w:val="24"/>
+          <w:szCs w:val="24"/>
+        </w:rPr>
+        <w:t xml:space="preserve">Từ các dataset public trong hệ </w:t>
+      </w:r>
+      <w:r>
+        <w:rPr>
+          <w:rFonts w:ascii="Consolas" w:cs="Consolas" w:eastAsia="Consolas" w:hAnsi="Consolas"/>
+          <w:color w:val="2F3A46"/>
+          <w:sz w:val="22"/>
+          <w:szCs w:val="22"/>
+        </w:rPr>
+        <w:t xml:space="preserve">BGI-HangzhouAI</w:t>
+      </w:r>
+      <w:r>
+        <w:rPr>
+          <w:rFonts w:ascii="Times New Roman" w:cs="Times New Roman" w:eastAsia="Times New Roman" w:hAnsi="Times New Roman"/>
+          <w:color w:val="1F1F1F"/>
+          <w:sz w:val="24"/>
+          <w:szCs w:val="24"/>
+        </w:rPr>
+        <w:t xml:space="preserve">, có ba benchmark line đáng chú ý:</w:t>
+      </w:r>
+    </w:p>
+    <w:p>
+      <w:pPr>
+        <w:pStyle w:val="ListParagraph"/>
+        <w:numPr>
+          <w:ilvl w:val="0"/>
+          <w:numId w:val="1"/>
+        </w:numPr>
+        <w:spacing w:after="80" w:line="320"/>
+      </w:pPr>
+      <w:r>
+        <w:rPr>
+          <w:rFonts w:ascii="Consolas" w:cs="Consolas" w:eastAsia="Consolas" w:hAnsi="Consolas"/>
+          <w:color w:val="2F3A46"/>
+          <w:sz w:val="22"/>
+          <w:szCs w:val="22"/>
+        </w:rPr>
+        <w:t xml:space="preserve">Genomic element classification</w:t>
+      </w:r>
+    </w:p>
+    <w:p>
+      <w:pPr>
+        <w:pStyle w:val="ListParagraph"/>
+        <w:numPr>
+          <w:ilvl w:val="0"/>
+          <w:numId w:val="1"/>
+        </w:numPr>
+        <w:spacing w:after="80" w:line="320"/>
+      </w:pPr>
+      <w:r>
+        <w:rPr>
+          <w:rFonts w:ascii="Consolas" w:cs="Consolas" w:eastAsia="Consolas" w:hAnsi="Consolas"/>
+          <w:color w:val="2F3A46"/>
+          <w:sz w:val="22"/>
+          <w:szCs w:val="22"/>
+        </w:rPr>
+        <w:t xml:space="preserve">Human population classification</w:t>
+      </w:r>
+    </w:p>
+    <w:p>
+      <w:pPr>
+        <w:pStyle w:val="ListParagraph"/>
+        <w:numPr>
+          <w:ilvl w:val="0"/>
+          <w:numId w:val="1"/>
+        </w:numPr>
+        <w:spacing w:after="80" w:line="320"/>
+      </w:pPr>
+      <w:r>
+        <w:rPr>
+          <w:rFonts w:ascii="Consolas" w:cs="Consolas" w:eastAsia="Consolas" w:hAnsi="Consolas"/>
+          <w:color w:val="2F3A46"/>
+          <w:sz w:val="22"/>
+          <w:szCs w:val="22"/>
+        </w:rPr>
+        <w:t xml:space="preserve">Variant hotspot</w:t>
+      </w:r>
+    </w:p>
+    <w:p>
+      <w:pPr>
+        <w:spacing w:after="140" w:line="360"/>
+        <w:jc w:val="both"/>
+      </w:pPr>
+      <w:r>
+        <w:rPr>
+          <w:rFonts w:ascii="Times New Roman" w:cs="Times New Roman" w:eastAsia="Times New Roman" w:hAnsi="Times New Roman"/>
+          <w:color w:val="1F1F1F"/>
+          <w:sz w:val="24"/>
+          <w:szCs w:val="24"/>
+        </w:rPr>
+        <w:t xml:space="preserve">Nếu mục tiêu là research và pilot nhỏ, </w:t>
+      </w:r>
+      <w:r>
+        <w:rPr>
+          <w:rFonts w:ascii="Consolas" w:cs="Consolas" w:eastAsia="Consolas" w:hAnsi="Consolas"/>
+          <w:color w:val="2F3A46"/>
+          <w:sz w:val="22"/>
+          <w:szCs w:val="22"/>
+        </w:rPr>
+        <w:t xml:space="preserve">Genomic element classification</w:t>
+      </w:r>
+      <w:r>
+        <w:rPr>
+          <w:rFonts w:ascii="Times New Roman" w:cs="Times New Roman" w:eastAsia="Times New Roman" w:hAnsi="Times New Roman"/>
+          <w:color w:val="1F1F1F"/>
+          <w:sz w:val="24"/>
+          <w:szCs w:val="24"/>
+        </w:rPr>
+        <w:t xml:space="preserve"> là benchmark mặc định hợp lý nhất vì:</w:t>
+      </w:r>
+    </w:p>
+    <w:p>
+      <w:pPr>
+        <w:pStyle w:val="ListParagraph"/>
+        <w:numPr>
+          <w:ilvl w:val="0"/>
+          <w:numId w:val="1"/>
+        </w:numPr>
+        <w:spacing w:after="80" w:line="320"/>
+      </w:pPr>
+      <w:r>
+        <w:rPr>
+          <w:rFonts w:ascii="Times New Roman" w:cs="Times New Roman" w:eastAsia="Times New Roman" w:hAnsi="Times New Roman"/>
+          <w:color w:val="1F1F1F"/>
+          <w:sz w:val="24"/>
+          <w:szCs w:val="24"/>
+        </w:rPr>
+        <w:t xml:space="preserve">là bài toán classification rõ ràng;</w:t>
+      </w:r>
+    </w:p>
+    <w:p>
+      <w:pPr>
+        <w:pStyle w:val="ListParagraph"/>
+        <w:numPr>
+          <w:ilvl w:val="0"/>
+          <w:numId w:val="1"/>
+        </w:numPr>
+        <w:spacing w:after="80" w:line="320"/>
+      </w:pPr>
+      <w:r>
+        <w:rPr>
+          <w:rFonts w:ascii="Times New Roman" w:cs="Times New Roman" w:eastAsia="Times New Roman" w:hAnsi="Times New Roman"/>
+          <w:color w:val="1F1F1F"/>
+          <w:sz w:val="24"/>
+          <w:szCs w:val="24"/>
+        </w:rPr>
+        <w:t xml:space="preserve">dễ kể câu chuyện hơn </w:t>
+      </w:r>
+      <w:r>
+        <w:rPr>
+          <w:rFonts w:ascii="Consolas" w:cs="Consolas" w:eastAsia="Consolas" w:hAnsi="Consolas"/>
+          <w:color w:val="2F3A46"/>
+          <w:sz w:val="22"/>
+          <w:szCs w:val="22"/>
+        </w:rPr>
+        <w:t xml:space="preserve">variant hotspot</w:t>
+      </w:r>
+      <w:r>
+        <w:rPr>
+          <w:rFonts w:ascii="Times New Roman" w:cs="Times New Roman" w:eastAsia="Times New Roman" w:hAnsi="Times New Roman"/>
+          <w:color w:val="1F1F1F"/>
+          <w:sz w:val="24"/>
+          <w:szCs w:val="24"/>
+        </w:rPr>
+        <w:t xml:space="preserve">;</w:t>
+      </w:r>
+    </w:p>
+    <w:p>
+      <w:pPr>
+        <w:pStyle w:val="ListParagraph"/>
+        <w:numPr>
+          <w:ilvl w:val="0"/>
+          <w:numId w:val="1"/>
+        </w:numPr>
+        <w:spacing w:after="80" w:line="320"/>
+      </w:pPr>
+      <w:r>
+        <w:rPr>
+          <w:rFonts w:ascii="Times New Roman" w:cs="Times New Roman" w:eastAsia="Times New Roman" w:hAnsi="Times New Roman"/>
+          <w:color w:val="1F1F1F"/>
+          <w:sz w:val="24"/>
+          <w:szCs w:val="24"/>
+        </w:rPr>
+        <w:t xml:space="preserve">ít rủi ro diễn giải hơn </w:t>
+      </w:r>
+      <w:r>
+        <w:rPr>
+          <w:rFonts w:ascii="Consolas" w:cs="Consolas" w:eastAsia="Consolas" w:hAnsi="Consolas"/>
+          <w:color w:val="2F3A46"/>
+          <w:sz w:val="22"/>
+          <w:szCs w:val="22"/>
+        </w:rPr>
+        <w:t xml:space="preserve">human population classification</w:t>
+      </w:r>
+      <w:r>
+        <w:rPr>
+          <w:rFonts w:ascii="Times New Roman" w:cs="Times New Roman" w:eastAsia="Times New Roman" w:hAnsi="Times New Roman"/>
+          <w:color w:val="1F1F1F"/>
+          <w:sz w:val="24"/>
+          <w:szCs w:val="24"/>
+        </w:rPr>
+        <w:t xml:space="preserve">.</w:t>
       </w:r>
     </w:p>
     <w:p>
@@ -1354,25 +1730,61 @@
           <w:sz w:val="24"/>
           <w:szCs w:val="24"/>
         </w:rPr>
-        <w:t xml:space="preserve">Official assets hiện có dấu hiệu phân tán giữa </w:t>
-      </w:r>
-      <w:r>
-        <w:rPr>
-          <w:rFonts w:ascii="Consolas" w:cs="Consolas" w:eastAsia="Consolas" w:hAnsi="Consolas"/>
-          <w:color w:val="2F3A46"/>
-          <w:sz w:val="22"/>
-          <w:szCs w:val="22"/>
-        </w:rPr>
-        <w:t xml:space="preserve">ZhejiangLab</w:t>
-      </w:r>
-      <w:r>
-        <w:rPr>
-          <w:rFonts w:ascii="Times New Roman" w:cs="Times New Roman" w:eastAsia="Times New Roman" w:hAnsi="Times New Roman"/>
-          <w:color w:val="1F1F1F"/>
-          <w:sz w:val="24"/>
-          <w:szCs w:val="24"/>
-        </w:rPr>
-        <w:t xml:space="preserve"> và </w:t>
+        <w:t xml:space="preserve">Official assets trải trên nhiều nơi: </w:t>
+      </w:r>
+      <w:r>
+        <w:rPr>
+          <w:rFonts w:ascii="Consolas" w:cs="Consolas" w:eastAsia="Consolas" w:hAnsi="Consolas"/>
+          <w:color w:val="2F3A46"/>
+          <w:sz w:val="22"/>
+          <w:szCs w:val="22"/>
+        </w:rPr>
+        <w:t xml:space="preserve">paper page</w:t>
+      </w:r>
+      <w:r>
+        <w:rPr>
+          <w:rFonts w:ascii="Times New Roman" w:cs="Times New Roman" w:eastAsia="Times New Roman" w:hAnsi="Times New Roman"/>
+          <w:color w:val="1F1F1F"/>
+          <w:sz w:val="24"/>
+          <w:szCs w:val="24"/>
+        </w:rPr>
+        <w:t xml:space="preserve">, </w:t>
+      </w:r>
+      <w:r>
+        <w:rPr>
+          <w:rFonts w:ascii="Consolas" w:cs="Consolas" w:eastAsia="Consolas" w:hAnsi="Consolas"/>
+          <w:color w:val="2F3A46"/>
+          <w:sz w:val="22"/>
+          <w:szCs w:val="22"/>
+        </w:rPr>
+        <w:t xml:space="preserve">model card</w:t>
+      </w:r>
+      <w:r>
+        <w:rPr>
+          <w:rFonts w:ascii="Times New Roman" w:cs="Times New Roman" w:eastAsia="Times New Roman" w:hAnsi="Times New Roman"/>
+          <w:color w:val="1F1F1F"/>
+          <w:sz w:val="24"/>
+          <w:szCs w:val="24"/>
+        </w:rPr>
+        <w:t xml:space="preserve">, </w:t>
+      </w:r>
+      <w:r>
+        <w:rPr>
+          <w:rFonts w:ascii="Consolas" w:cs="Consolas" w:eastAsia="Consolas" w:hAnsi="Consolas"/>
+          <w:color w:val="2F3A46"/>
+          <w:sz w:val="22"/>
+          <w:szCs w:val="22"/>
+        </w:rPr>
+        <w:t xml:space="preserve">zhejianglab/Gengram</w:t>
+      </w:r>
+      <w:r>
+        <w:rPr>
+          <w:rFonts w:ascii="Times New Roman" w:cs="Times New Roman" w:eastAsia="Times New Roman" w:hAnsi="Times New Roman"/>
+          <w:color w:val="1F1F1F"/>
+          <w:sz w:val="24"/>
+          <w:szCs w:val="24"/>
+        </w:rPr>
+        <w:t xml:space="preserve">, và benchmark dataset trong </w:t>
       </w:r>
       <w:r>
         <w:rPr>
@@ -1409,25 +1821,7 @@
           <w:sz w:val="24"/>
           <w:szCs w:val="24"/>
         </w:rPr>
-        <w:t xml:space="preserve">Đường chạy thực tế có thể phụ thuộc vào hệ </w:t>
-      </w:r>
-      <w:r>
-        <w:rPr>
-          <w:rFonts w:ascii="Consolas" w:cs="Consolas" w:eastAsia="Consolas" w:hAnsi="Consolas"/>
-          <w:color w:val="2F3A46"/>
-          <w:sz w:val="22"/>
-          <w:szCs w:val="22"/>
-        </w:rPr>
-        <w:t xml:space="preserve">Genos</w:t>
-      </w:r>
-      <w:r>
-        <w:rPr>
-          <w:rFonts w:ascii="Times New Roman" w:cs="Times New Roman" w:eastAsia="Times New Roman" w:hAnsi="Times New Roman"/>
-          <w:color w:val="1F1F1F"/>
-          <w:sz w:val="24"/>
-          <w:szCs w:val="24"/>
-        </w:rPr>
-        <w:t xml:space="preserve"> nhiều hơn một </w:t>
+        <w:t xml:space="preserve">Đường chạy thực tế có thể vẫn phụ thuộc vào nhiều thành phần hơn một </w:t>
       </w:r>
       <w:r>
         <w:rPr>
